--- a/motorok/zarovizsga/zarovizsga.docx
+++ b/motorok/zarovizsga/zarovizsga.docx
@@ -1347,10 +1347,10 @@
         </w:rPr>
       </w:pPr>
       <w:bookmarkStart w:id="0" w:name="__RefHeading___Toc41969_317119048"/>
-      <w:bookmarkStart w:id="1" w:name="_Toc1311320832"/>
-      <w:bookmarkStart w:id="2" w:name="_Toc1503830243"/>
-      <w:bookmarkStart w:id="3" w:name="_Toc164280663"/>
-      <w:bookmarkStart w:id="4" w:name="_Toc803677435"/>
+      <w:bookmarkStart w:id="1" w:name="_Toc803677435"/>
+      <w:bookmarkStart w:id="2" w:name="_Toc164280663"/>
+      <w:bookmarkStart w:id="3" w:name="_Toc1503830243"/>
+      <w:bookmarkStart w:id="4" w:name="_Toc1311320832"/>
       <w:bookmarkEnd w:id="0"/>
       <w:r>
         <w:rPr>
@@ -1535,10 +1535,10 @@
         </w:rPr>
       </w:pPr>
       <w:bookmarkStart w:id="5" w:name="__RefHeading___Toc41971_317119048"/>
-      <w:bookmarkStart w:id="6" w:name="_Toc350065005"/>
-      <w:bookmarkStart w:id="7" w:name="_Toc169603107"/>
-      <w:bookmarkStart w:id="8" w:name="_Toc1282048818"/>
-      <w:bookmarkStart w:id="9" w:name="_Toc237291334"/>
+      <w:bookmarkStart w:id="6" w:name="_Toc237291334"/>
+      <w:bookmarkStart w:id="7" w:name="_Toc1282048818"/>
+      <w:bookmarkStart w:id="8" w:name="_Toc169603107"/>
+      <w:bookmarkStart w:id="9" w:name="_Toc350065005"/>
       <w:bookmarkEnd w:id="5"/>
       <w:r>
         <w:rPr>
@@ -1568,10 +1568,10 @@
         </w:rPr>
       </w:pPr>
       <w:bookmarkStart w:id="10" w:name="__RefHeading___Toc41973_317119048"/>
-      <w:bookmarkStart w:id="11" w:name="_Toc1945431318"/>
-      <w:bookmarkStart w:id="12" w:name="_Toc309164301"/>
-      <w:bookmarkStart w:id="13" w:name="_Toc455862709"/>
-      <w:bookmarkStart w:id="14" w:name="_Toc1112970873"/>
+      <w:bookmarkStart w:id="11" w:name="_Toc1112970873"/>
+      <w:bookmarkStart w:id="12" w:name="_Toc455862709"/>
+      <w:bookmarkStart w:id="13" w:name="_Toc309164301"/>
+      <w:bookmarkStart w:id="14" w:name="_Toc1945431318"/>
       <w:bookmarkEnd w:id="10"/>
       <w:r>
         <w:rPr>
@@ -1735,10 +1735,10 @@
         </w:rPr>
       </w:pPr>
       <w:bookmarkStart w:id="15" w:name="__RefHeading___Toc41975_317119048"/>
-      <w:bookmarkStart w:id="16" w:name="_Toc762495253"/>
-      <w:bookmarkStart w:id="17" w:name="_Toc81826879"/>
-      <w:bookmarkStart w:id="18" w:name="_Toc368725822"/>
-      <w:bookmarkStart w:id="19" w:name="_Toc1092628347"/>
+      <w:bookmarkStart w:id="16" w:name="_Toc1092628347"/>
+      <w:bookmarkStart w:id="17" w:name="_Toc368725822"/>
+      <w:bookmarkStart w:id="18" w:name="_Toc81826879"/>
+      <w:bookmarkStart w:id="19" w:name="_Toc762495253"/>
       <w:bookmarkEnd w:id="15"/>
       <w:r>
         <w:rPr>
@@ -2084,10 +2084,10 @@
         </w:rPr>
       </w:pPr>
       <w:bookmarkStart w:id="21" w:name="__RefHeading___Toc41979_317119048"/>
-      <w:bookmarkStart w:id="22" w:name="_Toc1322867755"/>
-      <w:bookmarkStart w:id="23" w:name="_Toc1472868840"/>
-      <w:bookmarkStart w:id="24" w:name="_Toc1407192349"/>
-      <w:bookmarkStart w:id="25" w:name="_Toc718653011"/>
+      <w:bookmarkStart w:id="22" w:name="_Toc718653011"/>
+      <w:bookmarkStart w:id="23" w:name="_Toc1407192349"/>
+      <w:bookmarkStart w:id="24" w:name="_Toc1472868840"/>
+      <w:bookmarkStart w:id="25" w:name="_Toc1322867755"/>
       <w:bookmarkEnd w:id="21"/>
       <w:r>
         <w:rPr>
@@ -2289,10 +2289,10 @@
         </w:rPr>
       </w:pPr>
       <w:bookmarkStart w:id="26" w:name="__RefHeading___Toc41981_317119048"/>
-      <w:bookmarkStart w:id="27" w:name="_Toc1363084419"/>
-      <w:bookmarkStart w:id="28" w:name="_Toc551393109"/>
-      <w:bookmarkStart w:id="29" w:name="_Toc1895228980"/>
-      <w:bookmarkStart w:id="30" w:name="_Toc2141395320"/>
+      <w:bookmarkStart w:id="27" w:name="_Toc2141395320"/>
+      <w:bookmarkStart w:id="28" w:name="_Toc1895228980"/>
+      <w:bookmarkStart w:id="29" w:name="_Toc551393109"/>
+      <w:bookmarkStart w:id="30" w:name="_Toc1363084419"/>
       <w:bookmarkEnd w:id="26"/>
       <w:r>
         <w:rPr>
@@ -2791,10 +2791,10 @@
         </w:rPr>
       </w:pPr>
       <w:bookmarkStart w:id="31" w:name="__RefHeading___Toc41983_317119048"/>
-      <w:bookmarkStart w:id="32" w:name="_Toc412894465"/>
-      <w:bookmarkStart w:id="33" w:name="_Toc223654124"/>
-      <w:bookmarkStart w:id="34" w:name="_Toc1521497980"/>
-      <w:bookmarkStart w:id="35" w:name="_Toc297593860"/>
+      <w:bookmarkStart w:id="32" w:name="_Toc297593860"/>
+      <w:bookmarkStart w:id="33" w:name="_Toc1521497980"/>
+      <w:bookmarkStart w:id="34" w:name="_Toc223654124"/>
+      <w:bookmarkStart w:id="35" w:name="_Toc412894465"/>
       <w:bookmarkEnd w:id="31"/>
       <w:r>
         <w:rPr>
@@ -2955,10 +2955,10 @@
         </w:rPr>
       </w:pPr>
       <w:bookmarkStart w:id="36" w:name="__RefHeading___Toc41989_317119048"/>
-      <w:bookmarkStart w:id="37" w:name="_Toc1259256488"/>
-      <w:bookmarkStart w:id="38" w:name="_Toc1665837437"/>
-      <w:bookmarkStart w:id="39" w:name="_Toc975083959"/>
-      <w:bookmarkStart w:id="40" w:name="_Toc1828731960"/>
+      <w:bookmarkStart w:id="37" w:name="_Toc1828731960"/>
+      <w:bookmarkStart w:id="38" w:name="_Toc975083959"/>
+      <w:bookmarkStart w:id="39" w:name="_Toc1665837437"/>
+      <w:bookmarkStart w:id="40" w:name="_Toc1259256488"/>
       <w:bookmarkEnd w:id="36"/>
       <w:r>
         <w:rPr>
@@ -3207,63 +3207,9 @@
           <w:sz w:val="24"/>
           <w:szCs w:val="24"/>
         </w:rPr>
-        <w:t>A webshop alapját adó adatbázis tartalmazza a</w:t>
-      </w:r>
-      <w:r>
-        <w:rPr>
-          <w:b w:val="false"/>
-          <w:bCs w:val="false"/>
-          <w:sz w:val="24"/>
-          <w:szCs w:val="24"/>
-        </w:rPr>
-        <w:t xml:space="preserve">z alkatrészekkel, felhasználókkal, vásárlókkal, </w:t>
-      </w:r>
-      <w:r>
-        <w:rPr>
-          <w:b w:val="false"/>
-          <w:bCs w:val="false"/>
-          <w:sz w:val="24"/>
-          <w:szCs w:val="24"/>
-        </w:rPr>
-        <w:t xml:space="preserve">fiók kezeléssel, </w:t>
-      </w:r>
-      <w:r>
-        <w:rPr>
-          <w:b w:val="false"/>
-          <w:bCs w:val="false"/>
-          <w:sz w:val="24"/>
-          <w:szCs w:val="24"/>
-        </w:rPr>
-        <w:t xml:space="preserve">valamint az adminisztrációval </w:t>
-      </w:r>
-      <w:r>
-        <w:rPr>
-          <w:b w:val="false"/>
-          <w:bCs w:val="false"/>
-          <w:sz w:val="24"/>
-          <w:szCs w:val="24"/>
-        </w:rPr>
-        <w:t xml:space="preserve"> kapcsolatos táblákat. </w:t>
-      </w:r>
-      <w:r>
-        <w:rPr>
-          <w:b w:val="false"/>
-          <w:bCs w:val="false"/>
-          <w:sz w:val="24"/>
-          <w:szCs w:val="24"/>
-        </w:rPr>
-        <w:t xml:space="preserve">A táblák kialakításánál fontos szempont volt, a redundancia elkerülése és a minél kisebb adattípusú mezők használata. A táblák elnevezése egy korábbi, még Clipper adatbázis-kezelő-rendszernél használatos DBase elnevezésekkel láttuk el, a könnyebb olvashatóság miatt. </w:t>
+        <w:t xml:space="preserve">A webshop alapját adó adatbázis tartalmazza az alkatrészekkel, felhasználókkal, vásárlókkal, fiók kezeléssel, valamint az adminisztrációval  kapcsolatos táblákat. A táblák kialakításánál fontos szempont volt, a redundancia elkerülése és a minél kisebb adattípusú mezők használata. A táblák elnevezése egy korábbi, még Clipper adatbázis-kezelő-rendszernél használatos DBase elnevezésekkel láttuk el, a könnyebb olvashatóság miatt. </w:t>
         <w:br/>
-        <w:t xml:space="preserve">Így lettek a törzsadatok táblái *_MSTR és *_DET, azaz a főtábla *_Master, az alá tartozó tábla pedig a *_Detail elnevezésűek. </w:t>
-      </w:r>
-      <w:r>
-        <w:rPr>
-          <w:b w:val="false"/>
-          <w:bCs w:val="false"/>
-          <w:sz w:val="24"/>
-          <w:szCs w:val="24"/>
-        </w:rPr>
-        <w:t>A korábban használt *_HIST elnevezést nem használtuk, jelenleg nem mentettünk adatokat History táblákba, de az alkalmazás továbbfejlesztése esetén a már nem használt rekordokat érdemes lenne ilyen módon archiválni.</w:t>
+        <w:t>Így lettek a törzsadatok táblái *_MSTR és *_DET, azaz a főtábla *_Master, az alá tartozó tábla pedig a *_Detail elnevezésűek. A korábban használt *_HIST elnevezést nem használtuk, jelenleg nem mentettünk adatokat History táblákba, de az alkalmazás továbbfejlesztése esetén a már nem használt rekordokat érdemes lenne ilyen módon archiválni.</w:t>
         <w:br/>
         <w:t>Az adatbázis tábláinak kapcsolódásait az alábbi képernyőkép szemlélteti:</w:t>
       </w:r>
@@ -3281,61 +3227,149 @@
         </w:rPr>
       </w:pPr>
       <w:r>
+        <w:drawing>
+          <wp:anchor behindDoc="0" distT="0" distB="0" distL="0" distR="0" simplePos="0" locked="0" layoutInCell="0" allowOverlap="1" relativeHeight="32">
+            <wp:simplePos x="0" y="0"/>
+            <wp:positionH relativeFrom="column">
+              <wp:posOffset>-53975</wp:posOffset>
+            </wp:positionH>
+            <wp:positionV relativeFrom="paragraph">
+              <wp:posOffset>-122555</wp:posOffset>
+            </wp:positionV>
+            <wp:extent cx="5812790" cy="3839845"/>
+            <wp:effectExtent l="0" t="0" r="0" b="0"/>
+            <wp:wrapSquare wrapText="largest"/>
+            <wp:docPr id="4" name="Kép19" descr=""/>
+            <wp:cNvGraphicFramePr>
+              <a:graphicFrameLocks xmlns:a="http://schemas.openxmlformats.org/drawingml/2006/main" noChangeAspect="1"/>
+            </wp:cNvGraphicFramePr>
+            <a:graphic xmlns:a="http://schemas.openxmlformats.org/drawingml/2006/main">
+              <a:graphicData uri="http://schemas.openxmlformats.org/drawingml/2006/picture">
+                <pic:pic xmlns:pic="http://schemas.openxmlformats.org/drawingml/2006/picture">
+                  <pic:nvPicPr>
+                    <pic:cNvPr id="4" name="Kép19" descr=""/>
+                    <pic:cNvPicPr>
+                      <a:picLocks noChangeAspect="1" noChangeArrowheads="1"/>
+                    </pic:cNvPicPr>
+                  </pic:nvPicPr>
+                  <pic:blipFill>
+                    <a:blip r:embed="rId5"/>
+                    <a:stretch>
+                      <a:fillRect/>
+                    </a:stretch>
+                  </pic:blipFill>
+                  <pic:spPr bwMode="auto">
+                    <a:xfrm>
+                      <a:off x="0" y="0"/>
+                      <a:ext cx="5812790" cy="3839845"/>
+                    </a:xfrm>
+                    <a:prstGeom prst="rect">
+                      <a:avLst/>
+                    </a:prstGeom>
+                  </pic:spPr>
+                </pic:pic>
+              </a:graphicData>
+            </a:graphic>
+          </wp:anchor>
+        </w:drawing>
+      </w:r>
+      <w:r>
+        <w:rPr>
+          <w:b w:val="false"/>
+          <w:bCs w:val="false"/>
+          <w:sz w:val="24"/>
+          <w:szCs w:val="24"/>
+        </w:rPr>
+        <w:t xml:space="preserve">A táblák közti kapcsolatokat a kép jól szemlélteti, de vannak olyan táblák is, melyek nem kapcsolódnak </w:t>
+      </w:r>
+      <w:r>
+        <w:rPr>
+          <w:b w:val="false"/>
+          <w:bCs w:val="false"/>
+          <w:sz w:val="24"/>
+          <w:szCs w:val="24"/>
+        </w:rPr>
+        <w:t>egyetlen más táblához sem</w:t>
+      </w:r>
+      <w:r>
+        <w:rPr>
+          <w:b w:val="false"/>
+          <w:bCs w:val="false"/>
+          <w:sz w:val="24"/>
+          <w:szCs w:val="24"/>
+        </w:rPr>
+        <w:t>. Ezeket a táblákat, pl. HolidayFix_MSTR további adatmezők létrehozásához használjuk. A nevezett tábla egyébként a magyar ünnepeinket, a munkaszüneti napjainkat tárolja és egy új év naptárának létrehozása esetén használjuk fel adatmezőit.</w:t>
+        <w:br/>
+        <w:t>További ilyen tábla a Cities_MSTR, ami a magyar városok neveit tartalmazza, ennek ellenére nincs kapcsolódás egyik felhasználóhoz köthető táblával sem.</w:t>
+        <w:br/>
+        <w:t xml:space="preserve">Alkalmazásunk korábbi verzióiban használtuk e táblát, de mérete, rekordjainak magas száma miatt olyan mértékű volt a teljesítménycsökkenés, hogy kihagytuk </w:t>
+      </w:r>
+      <w:r>
+        <w:rPr>
+          <w:b w:val="false"/>
+          <w:bCs w:val="false"/>
+          <w:sz w:val="24"/>
+          <w:szCs w:val="24"/>
+        </w:rPr>
+        <w:t>az űrlapokból. Adatbázisunkat és tábláit MySQLAdmin felületen manuálisan hoztuk létre, a táblák közti kapcsolatokat az űrlapokon használt adatmezők használatához állítottuk be.</w:t>
+      </w:r>
+    </w:p>
+    <w:p>
+      <w:pPr>
+        <w:pStyle w:val="Normal"/>
+        <w:spacing w:lineRule="auto" w:line="360"/>
+        <w:jc w:val="both"/>
+        <w:rPr>
+          <w:b w:val="false"/>
+          <w:bCs w:val="false"/>
+          <w:sz w:val="24"/>
+          <w:szCs w:val="24"/>
+        </w:rPr>
+      </w:pPr>
+      <w:r>
+        <w:rPr>
+          <w:b w:val="false"/>
+          <w:bCs w:val="false"/>
+          <w:sz w:val="24"/>
+          <w:szCs w:val="24"/>
+        </w:rPr>
+      </w:r>
+    </w:p>
+    <w:p>
+      <w:pPr>
+        <w:pStyle w:val="Normal"/>
+        <w:spacing w:lineRule="auto" w:line="360"/>
+        <w:jc w:val="both"/>
+        <w:rPr>
+          <w:b w:val="false"/>
+          <w:bCs w:val="false"/>
+          <w:sz w:val="24"/>
+          <w:szCs w:val="24"/>
+        </w:rPr>
+      </w:pPr>
+      <w:r>
+        <w:rPr>
+          <w:b w:val="false"/>
+          <w:bCs w:val="false"/>
+          <w:sz w:val="24"/>
+          <w:szCs w:val="24"/>
+        </w:rPr>
+      </w:r>
+    </w:p>
+    <w:p>
+      <w:pPr>
+        <w:pStyle w:val="Normal"/>
+        <w:spacing w:lineRule="auto" w:line="360"/>
+        <w:jc w:val="both"/>
+        <w:rPr>
+          <w:b w:val="false"/>
+          <w:bCs w:val="false"/>
+          <w:sz w:val="24"/>
+          <w:szCs w:val="24"/>
+        </w:rPr>
+      </w:pPr>
+      <w:r>
         <w:rPr/>
-      </w:r>
-    </w:p>
-    <w:p>
-      <w:pPr>
-        <w:pStyle w:val="Normal"/>
-        <w:spacing w:lineRule="auto" w:line="360"/>
-        <w:jc w:val="both"/>
-        <w:rPr>
-          <w:b w:val="false"/>
-          <w:bCs w:val="false"/>
-          <w:sz w:val="24"/>
-          <w:szCs w:val="24"/>
-        </w:rPr>
-      </w:pPr>
-      <w:r>
-        <w:rPr/>
-      </w:r>
-    </w:p>
-    <w:p>
-      <w:pPr>
-        <w:pStyle w:val="Normal"/>
-        <w:spacing w:lineRule="auto" w:line="360"/>
-        <w:jc w:val="both"/>
-        <w:rPr>
-          <w:b w:val="false"/>
-          <w:bCs w:val="false"/>
-          <w:sz w:val="24"/>
-          <w:szCs w:val="24"/>
-        </w:rPr>
-      </w:pPr>
-      <w:r>
-        <w:rPr/>
-      </w:r>
-    </w:p>
-    <w:p>
-      <w:pPr>
-        <w:pStyle w:val="Normal"/>
-        <w:spacing w:lineRule="auto" w:line="360"/>
-        <w:jc w:val="both"/>
-        <w:rPr>
-          <w:b w:val="false"/>
-          <w:bCs w:val="false"/>
-          <w:sz w:val="24"/>
-          <w:szCs w:val="24"/>
-        </w:rPr>
-      </w:pPr>
-      <w:r>
-        <w:rPr>
-          <w:b w:val="false"/>
-          <w:bCs w:val="false"/>
-          <w:sz w:val="24"/>
-          <w:szCs w:val="24"/>
-        </w:rPr>
-        <w:t xml:space="preserve">A …. kapcsolatos táblákat, azon kapcsolatait mi hoztuk létre. </w:t>
       </w:r>
     </w:p>
     <w:p>
@@ -3378,10 +3412,10 @@
         </w:rPr>
       </w:pPr>
       <w:bookmarkStart w:id="41" w:name="__RefHeading___Toc41991_317119048"/>
-      <w:bookmarkStart w:id="42" w:name="_Toc155202981"/>
-      <w:bookmarkStart w:id="43" w:name="_Toc2141067289"/>
-      <w:bookmarkStart w:id="44" w:name="_Toc1380376138"/>
-      <w:bookmarkStart w:id="45" w:name="_Toc587624137"/>
+      <w:bookmarkStart w:id="42" w:name="_Toc587624137"/>
+      <w:bookmarkStart w:id="43" w:name="_Toc1380376138"/>
+      <w:bookmarkStart w:id="44" w:name="_Toc2141067289"/>
+      <w:bookmarkStart w:id="45" w:name="_Toc155202981"/>
       <w:bookmarkEnd w:id="41"/>
       <w:r>
         <w:rPr>
@@ -3663,7 +3697,7 @@
             <wp:extent cx="5579745" cy="3025775"/>
             <wp:effectExtent l="0" t="0" r="0" b="0"/>
             <wp:wrapSquare wrapText="largest"/>
-            <wp:docPr id="4" name="Kép3" descr=""/>
+            <wp:docPr id="5" name="Kép3" descr=""/>
             <wp:cNvGraphicFramePr>
               <a:graphicFrameLocks xmlns:a="http://schemas.openxmlformats.org/drawingml/2006/main" noChangeAspect="1"/>
             </wp:cNvGraphicFramePr>
@@ -3671,13 +3705,13 @@
               <a:graphicData uri="http://schemas.openxmlformats.org/drawingml/2006/picture">
                 <pic:pic xmlns:pic="http://schemas.openxmlformats.org/drawingml/2006/picture">
                   <pic:nvPicPr>
-                    <pic:cNvPr id="4" name="Kép3" descr=""/>
+                    <pic:cNvPr id="5" name="Kép3" descr=""/>
                     <pic:cNvPicPr>
                       <a:picLocks noChangeAspect="1" noChangeArrowheads="1"/>
                     </pic:cNvPicPr>
                   </pic:nvPicPr>
                   <pic:blipFill>
-                    <a:blip r:embed="rId5"/>
+                    <a:blip r:embed="rId6"/>
                     <a:stretch>
                       <a:fillRect/>
                     </a:stretch>
@@ -3896,7 +3930,7 @@
             <wp:extent cx="5579745" cy="2545715"/>
             <wp:effectExtent l="0" t="0" r="0" b="0"/>
             <wp:wrapSquare wrapText="largest"/>
-            <wp:docPr id="5" name="Kép4" descr=""/>
+            <wp:docPr id="6" name="Kép4" descr=""/>
             <wp:cNvGraphicFramePr>
               <a:graphicFrameLocks xmlns:a="http://schemas.openxmlformats.org/drawingml/2006/main" noChangeAspect="1"/>
             </wp:cNvGraphicFramePr>
@@ -3904,13 +3938,13 @@
               <a:graphicData uri="http://schemas.openxmlformats.org/drawingml/2006/picture">
                 <pic:pic xmlns:pic="http://schemas.openxmlformats.org/drawingml/2006/picture">
                   <pic:nvPicPr>
-                    <pic:cNvPr id="5" name="Kép4" descr=""/>
+                    <pic:cNvPr id="6" name="Kép4" descr=""/>
                     <pic:cNvPicPr>
                       <a:picLocks noChangeAspect="1" noChangeArrowheads="1"/>
                     </pic:cNvPicPr>
                   </pic:nvPicPr>
                   <pic:blipFill>
-                    <a:blip r:embed="rId6"/>
+                    <a:blip r:embed="rId7"/>
                     <a:stretch>
                       <a:fillRect/>
                     </a:stretch>
@@ -4032,7 +4066,7 @@
             <wp:extent cx="3983355" cy="2904490"/>
             <wp:effectExtent l="0" t="0" r="0" b="0"/>
             <wp:wrapSquare wrapText="largest"/>
-            <wp:docPr id="6" name="Kép5" descr=""/>
+            <wp:docPr id="7" name="Kép5" descr=""/>
             <wp:cNvGraphicFramePr>
               <a:graphicFrameLocks xmlns:a="http://schemas.openxmlformats.org/drawingml/2006/main" noChangeAspect="1"/>
             </wp:cNvGraphicFramePr>
@@ -4040,13 +4074,13 @@
               <a:graphicData uri="http://schemas.openxmlformats.org/drawingml/2006/picture">
                 <pic:pic xmlns:pic="http://schemas.openxmlformats.org/drawingml/2006/picture">
                   <pic:nvPicPr>
-                    <pic:cNvPr id="6" name="Kép5" descr=""/>
+                    <pic:cNvPr id="7" name="Kép5" descr=""/>
                     <pic:cNvPicPr>
                       <a:picLocks noChangeAspect="1" noChangeArrowheads="1"/>
                     </pic:cNvPicPr>
                   </pic:nvPicPr>
                   <pic:blipFill>
-                    <a:blip r:embed="rId7"/>
+                    <a:blip r:embed="rId8"/>
                     <a:stretch>
                       <a:fillRect/>
                     </a:stretch>
@@ -4320,7 +4354,7 @@
             <wp:extent cx="4613910" cy="1328420"/>
             <wp:effectExtent l="0" t="0" r="0" b="0"/>
             <wp:wrapSquare wrapText="largest"/>
-            <wp:docPr id="7" name="Kép6" descr=""/>
+            <wp:docPr id="8" name="Kép6" descr=""/>
             <wp:cNvGraphicFramePr>
               <a:graphicFrameLocks xmlns:a="http://schemas.openxmlformats.org/drawingml/2006/main" noChangeAspect="1"/>
             </wp:cNvGraphicFramePr>
@@ -4328,13 +4362,13 @@
               <a:graphicData uri="http://schemas.openxmlformats.org/drawingml/2006/picture">
                 <pic:pic xmlns:pic="http://schemas.openxmlformats.org/drawingml/2006/picture">
                   <pic:nvPicPr>
-                    <pic:cNvPr id="7" name="Kép6" descr=""/>
+                    <pic:cNvPr id="8" name="Kép6" descr=""/>
                     <pic:cNvPicPr>
                       <a:picLocks noChangeAspect="1" noChangeArrowheads="1"/>
                     </pic:cNvPicPr>
                   </pic:nvPicPr>
                   <pic:blipFill>
-                    <a:blip r:embed="rId8"/>
+                    <a:blip r:embed="rId9"/>
                     <a:stretch>
                       <a:fillRect/>
                     </a:stretch>
@@ -4438,7 +4472,7 @@
             <wp:extent cx="4986020" cy="3331845"/>
             <wp:effectExtent l="0" t="0" r="0" b="0"/>
             <wp:wrapSquare wrapText="largest"/>
-            <wp:docPr id="8" name="Kép8" descr=""/>
+            <wp:docPr id="9" name="Kép8" descr=""/>
             <wp:cNvGraphicFramePr>
               <a:graphicFrameLocks xmlns:a="http://schemas.openxmlformats.org/drawingml/2006/main" noChangeAspect="1"/>
             </wp:cNvGraphicFramePr>
@@ -4446,13 +4480,13 @@
               <a:graphicData uri="http://schemas.openxmlformats.org/drawingml/2006/picture">
                 <pic:pic xmlns:pic="http://schemas.openxmlformats.org/drawingml/2006/picture">
                   <pic:nvPicPr>
-                    <pic:cNvPr id="8" name="Kép8" descr=""/>
+                    <pic:cNvPr id="9" name="Kép8" descr=""/>
                     <pic:cNvPicPr>
                       <a:picLocks noChangeAspect="1" noChangeArrowheads="1"/>
                     </pic:cNvPicPr>
                   </pic:nvPicPr>
                   <pic:blipFill>
-                    <a:blip r:embed="rId9"/>
+                    <a:blip r:embed="rId10"/>
                     <a:stretch>
                       <a:fillRect/>
                     </a:stretch>
@@ -4916,7 +4950,7 @@
             <wp:extent cx="5579745" cy="2693670"/>
             <wp:effectExtent l="0" t="0" r="0" b="0"/>
             <wp:wrapSquare wrapText="largest"/>
-            <wp:docPr id="9" name="Kép9" descr=""/>
+            <wp:docPr id="10" name="Kép9" descr=""/>
             <wp:cNvGraphicFramePr>
               <a:graphicFrameLocks xmlns:a="http://schemas.openxmlformats.org/drawingml/2006/main" noChangeAspect="1"/>
             </wp:cNvGraphicFramePr>
@@ -4924,13 +4958,13 @@
               <a:graphicData uri="http://schemas.openxmlformats.org/drawingml/2006/picture">
                 <pic:pic xmlns:pic="http://schemas.openxmlformats.org/drawingml/2006/picture">
                   <pic:nvPicPr>
-                    <pic:cNvPr id="9" name="Kép9" descr=""/>
+                    <pic:cNvPr id="10" name="Kép9" descr=""/>
                     <pic:cNvPicPr>
                       <a:picLocks noChangeAspect="1" noChangeArrowheads="1"/>
                     </pic:cNvPicPr>
                   </pic:nvPicPr>
                   <pic:blipFill>
-                    <a:blip r:embed="rId10"/>
+                    <a:blip r:embed="rId11"/>
                     <a:stretch>
                       <a:fillRect/>
                     </a:stretch>
@@ -5051,7 +5085,7 @@
             <wp:extent cx="5579745" cy="2201545"/>
             <wp:effectExtent l="0" t="0" r="0" b="0"/>
             <wp:wrapSquare wrapText="largest"/>
-            <wp:docPr id="10" name="Kép10" descr=""/>
+            <wp:docPr id="11" name="Kép10" descr=""/>
             <wp:cNvGraphicFramePr>
               <a:graphicFrameLocks xmlns:a="http://schemas.openxmlformats.org/drawingml/2006/main" noChangeAspect="1"/>
             </wp:cNvGraphicFramePr>
@@ -5059,13 +5093,13 @@
               <a:graphicData uri="http://schemas.openxmlformats.org/drawingml/2006/picture">
                 <pic:pic xmlns:pic="http://schemas.openxmlformats.org/drawingml/2006/picture">
                   <pic:nvPicPr>
-                    <pic:cNvPr id="10" name="Kép10" descr=""/>
+                    <pic:cNvPr id="11" name="Kép10" descr=""/>
                     <pic:cNvPicPr>
                       <a:picLocks noChangeAspect="1" noChangeArrowheads="1"/>
                     </pic:cNvPicPr>
                   </pic:nvPicPr>
                   <pic:blipFill>
-                    <a:blip r:embed="rId11"/>
+                    <a:blip r:embed="rId12"/>
                     <a:stretch>
                       <a:fillRect/>
                     </a:stretch>
@@ -5459,7 +5493,7 @@
             <wp:extent cx="2954655" cy="1306830"/>
             <wp:effectExtent l="0" t="0" r="0" b="0"/>
             <wp:wrapSquare wrapText="largest"/>
-            <wp:docPr id="11" name="Kép9 másolat 1" descr=""/>
+            <wp:docPr id="12" name="Kép9 másolat 1" descr=""/>
             <wp:cNvGraphicFramePr>
               <a:graphicFrameLocks xmlns:a="http://schemas.openxmlformats.org/drawingml/2006/main" noChangeAspect="1"/>
             </wp:cNvGraphicFramePr>
@@ -5467,13 +5501,13 @@
               <a:graphicData uri="http://schemas.openxmlformats.org/drawingml/2006/picture">
                 <pic:pic xmlns:pic="http://schemas.openxmlformats.org/drawingml/2006/picture">
                   <pic:nvPicPr>
-                    <pic:cNvPr id="11" name="Kép9 másolat 1" descr=""/>
+                    <pic:cNvPr id="12" name="Kép9 másolat 1" descr=""/>
                     <pic:cNvPicPr>
                       <a:picLocks noChangeAspect="1" noChangeArrowheads="1"/>
                     </pic:cNvPicPr>
                   </pic:nvPicPr>
                   <pic:blipFill>
-                    <a:blip r:embed="rId12"/>
+                    <a:blip r:embed="rId13"/>
                     <a:stretch>
                       <a:fillRect/>
                     </a:stretch>
@@ -5651,7 +5685,7 @@
             <wp:extent cx="3841750" cy="3085465"/>
             <wp:effectExtent l="0" t="0" r="0" b="0"/>
             <wp:wrapSquare wrapText="largest"/>
-            <wp:docPr id="12" name="Kép11" descr=""/>
+            <wp:docPr id="13" name="Kép11" descr=""/>
             <wp:cNvGraphicFramePr>
               <a:graphicFrameLocks xmlns:a="http://schemas.openxmlformats.org/drawingml/2006/main" noChangeAspect="1"/>
             </wp:cNvGraphicFramePr>
@@ -5659,13 +5693,13 @@
               <a:graphicData uri="http://schemas.openxmlformats.org/drawingml/2006/picture">
                 <pic:pic xmlns:pic="http://schemas.openxmlformats.org/drawingml/2006/picture">
                   <pic:nvPicPr>
-                    <pic:cNvPr id="12" name="Kép11" descr=""/>
+                    <pic:cNvPr id="13" name="Kép11" descr=""/>
                     <pic:cNvPicPr>
                       <a:picLocks noChangeAspect="1" noChangeArrowheads="1"/>
                     </pic:cNvPicPr>
                   </pic:nvPicPr>
                   <pic:blipFill>
-                    <a:blip r:embed="rId13"/>
+                    <a:blip r:embed="rId14"/>
                     <a:stretch>
                       <a:fillRect/>
                     </a:stretch>
@@ -5982,7 +6016,7 @@
             <wp:extent cx="3386455" cy="1442720"/>
             <wp:effectExtent l="0" t="0" r="0" b="0"/>
             <wp:wrapTopAndBottom/>
-            <wp:docPr id="13" name="Kép10 másolat 1" descr=""/>
+            <wp:docPr id="14" name="Kép10 másolat 1" descr=""/>
             <wp:cNvGraphicFramePr>
               <a:graphicFrameLocks xmlns:a="http://schemas.openxmlformats.org/drawingml/2006/main" noChangeAspect="1"/>
             </wp:cNvGraphicFramePr>
@@ -5990,13 +6024,13 @@
               <a:graphicData uri="http://schemas.openxmlformats.org/drawingml/2006/picture">
                 <pic:pic xmlns:pic="http://schemas.openxmlformats.org/drawingml/2006/picture">
                   <pic:nvPicPr>
-                    <pic:cNvPr id="13" name="Kép10 másolat 1" descr=""/>
+                    <pic:cNvPr id="14" name="Kép10 másolat 1" descr=""/>
                     <pic:cNvPicPr>
                       <a:picLocks noChangeAspect="1" noChangeArrowheads="1"/>
                     </pic:cNvPicPr>
                   </pic:nvPicPr>
                   <pic:blipFill>
-                    <a:blip r:embed="rId14"/>
+                    <a:blip r:embed="rId15"/>
                     <a:stretch>
                       <a:fillRect/>
                     </a:stretch>
@@ -6125,7 +6159,7 @@
             <wp:extent cx="4886325" cy="523875"/>
             <wp:effectExtent l="0" t="0" r="0" b="0"/>
             <wp:wrapSquare wrapText="largest"/>
-            <wp:docPr id="14" name="Kép12" descr=""/>
+            <wp:docPr id="15" name="Kép12" descr=""/>
             <wp:cNvGraphicFramePr>
               <a:graphicFrameLocks xmlns:a="http://schemas.openxmlformats.org/drawingml/2006/main" noChangeAspect="1"/>
             </wp:cNvGraphicFramePr>
@@ -6133,13 +6167,13 @@
               <a:graphicData uri="http://schemas.openxmlformats.org/drawingml/2006/picture">
                 <pic:pic xmlns:pic="http://schemas.openxmlformats.org/drawingml/2006/picture">
                   <pic:nvPicPr>
-                    <pic:cNvPr id="14" name="Kép12" descr=""/>
+                    <pic:cNvPr id="15" name="Kép12" descr=""/>
                     <pic:cNvPicPr>
                       <a:picLocks noChangeAspect="1" noChangeArrowheads="1"/>
                     </pic:cNvPicPr>
                   </pic:nvPicPr>
                   <pic:blipFill>
-                    <a:blip r:embed="rId15"/>
+                    <a:blip r:embed="rId16"/>
                     <a:stretch>
                       <a:fillRect/>
                     </a:stretch>
@@ -6277,7 +6311,7 @@
             <wp:extent cx="3782060" cy="428625"/>
             <wp:effectExtent l="0" t="0" r="0" b="0"/>
             <wp:wrapSquare wrapText="largest"/>
-            <wp:docPr id="15" name="Kép13" descr=""/>
+            <wp:docPr id="16" name="Kép13" descr=""/>
             <wp:cNvGraphicFramePr>
               <a:graphicFrameLocks xmlns:a="http://schemas.openxmlformats.org/drawingml/2006/main" noChangeAspect="1"/>
             </wp:cNvGraphicFramePr>
@@ -6285,13 +6319,13 @@
               <a:graphicData uri="http://schemas.openxmlformats.org/drawingml/2006/picture">
                 <pic:pic xmlns:pic="http://schemas.openxmlformats.org/drawingml/2006/picture">
                   <pic:nvPicPr>
-                    <pic:cNvPr id="15" name="Kép13" descr=""/>
+                    <pic:cNvPr id="16" name="Kép13" descr=""/>
                     <pic:cNvPicPr>
                       <a:picLocks noChangeAspect="1" noChangeArrowheads="1"/>
                     </pic:cNvPicPr>
                   </pic:nvPicPr>
                   <pic:blipFill>
-                    <a:blip r:embed="rId16"/>
+                    <a:blip r:embed="rId17"/>
                     <a:stretch>
                       <a:fillRect/>
                     </a:stretch>
@@ -6434,7 +6468,7 @@
             <wp:extent cx="2085975" cy="3305175"/>
             <wp:effectExtent l="0" t="0" r="0" b="0"/>
             <wp:wrapSquare wrapText="left"/>
-            <wp:docPr id="16" name="Kép14" descr=""/>
+            <wp:docPr id="17" name="Kép14" descr=""/>
             <wp:cNvGraphicFramePr>
               <a:graphicFrameLocks xmlns:a="http://schemas.openxmlformats.org/drawingml/2006/main" noChangeAspect="1"/>
             </wp:cNvGraphicFramePr>
@@ -6442,13 +6476,13 @@
               <a:graphicData uri="http://schemas.openxmlformats.org/drawingml/2006/picture">
                 <pic:pic xmlns:pic="http://schemas.openxmlformats.org/drawingml/2006/picture">
                   <pic:nvPicPr>
-                    <pic:cNvPr id="16" name="Kép14" descr=""/>
+                    <pic:cNvPr id="17" name="Kép14" descr=""/>
                     <pic:cNvPicPr>
                       <a:picLocks noChangeAspect="1" noChangeArrowheads="1"/>
                     </pic:cNvPicPr>
                   </pic:nvPicPr>
                   <pic:blipFill>
-                    <a:blip r:embed="rId17"/>
+                    <a:blip r:embed="rId18"/>
                     <a:stretch>
                       <a:fillRect/>
                     </a:stretch>
@@ -6789,7 +6823,7 @@
             <wp:extent cx="3947795" cy="1592580"/>
             <wp:effectExtent l="0" t="0" r="0" b="0"/>
             <wp:wrapSquare wrapText="largest"/>
-            <wp:docPr id="17" name="Kép1 másolat 2" descr=""/>
+            <wp:docPr id="18" name="Kép1 másolat 2" descr=""/>
             <wp:cNvGraphicFramePr>
               <a:graphicFrameLocks xmlns:a="http://schemas.openxmlformats.org/drawingml/2006/main" noChangeAspect="1"/>
             </wp:cNvGraphicFramePr>
@@ -6797,13 +6831,13 @@
               <a:graphicData uri="http://schemas.openxmlformats.org/drawingml/2006/picture">
                 <pic:pic xmlns:pic="http://schemas.openxmlformats.org/drawingml/2006/picture">
                   <pic:nvPicPr>
-                    <pic:cNvPr id="17" name="Kép1 másolat 2" descr=""/>
+                    <pic:cNvPr id="18" name="Kép1 másolat 2" descr=""/>
                     <pic:cNvPicPr>
                       <a:picLocks noChangeAspect="1" noChangeArrowheads="1"/>
                     </pic:cNvPicPr>
                   </pic:nvPicPr>
                   <pic:blipFill>
-                    <a:blip r:embed="rId18"/>
+                    <a:blip r:embed="rId19"/>
                     <a:stretch>
                       <a:fillRect/>
                     </a:stretch>
@@ -7257,7 +7291,7 @@
             <wp:extent cx="5579745" cy="3425190"/>
             <wp:effectExtent l="0" t="0" r="0" b="0"/>
             <wp:wrapSquare wrapText="largest"/>
-            <wp:docPr id="18" name="Kép17" descr=""/>
+            <wp:docPr id="19" name="Kép17" descr=""/>
             <wp:cNvGraphicFramePr>
               <a:graphicFrameLocks xmlns:a="http://schemas.openxmlformats.org/drawingml/2006/main" noChangeAspect="1"/>
             </wp:cNvGraphicFramePr>
@@ -7265,13 +7299,13 @@
               <a:graphicData uri="http://schemas.openxmlformats.org/drawingml/2006/picture">
                 <pic:pic xmlns:pic="http://schemas.openxmlformats.org/drawingml/2006/picture">
                   <pic:nvPicPr>
-                    <pic:cNvPr id="18" name="Kép17" descr=""/>
+                    <pic:cNvPr id="19" name="Kép17" descr=""/>
                     <pic:cNvPicPr>
                       <a:picLocks noChangeAspect="1" noChangeArrowheads="1"/>
                     </pic:cNvPicPr>
                   </pic:nvPicPr>
                   <pic:blipFill>
-                    <a:blip r:embed="rId19"/>
+                    <a:blip r:embed="rId20"/>
                     <a:stretch>
                       <a:fillRect/>
                     </a:stretch>
@@ -7365,7 +7399,7 @@
             <wp:extent cx="4229100" cy="3762375"/>
             <wp:effectExtent l="0" t="0" r="0" b="0"/>
             <wp:wrapTopAndBottom/>
-            <wp:docPr id="19" name="Kép18" descr=""/>
+            <wp:docPr id="20" name="Kép18" descr=""/>
             <wp:cNvGraphicFramePr>
               <a:graphicFrameLocks xmlns:a="http://schemas.openxmlformats.org/drawingml/2006/main" noChangeAspect="1"/>
             </wp:cNvGraphicFramePr>
@@ -7373,13 +7407,13 @@
               <a:graphicData uri="http://schemas.openxmlformats.org/drawingml/2006/picture">
                 <pic:pic xmlns:pic="http://schemas.openxmlformats.org/drawingml/2006/picture">
                   <pic:nvPicPr>
-                    <pic:cNvPr id="19" name="Kép18" descr=""/>
+                    <pic:cNvPr id="20" name="Kép18" descr=""/>
                     <pic:cNvPicPr>
                       <a:picLocks noChangeAspect="1" noChangeArrowheads="1"/>
                     </pic:cNvPicPr>
                   </pic:nvPicPr>
                   <pic:blipFill>
-                    <a:blip r:embed="rId20"/>
+                    <a:blip r:embed="rId21"/>
                     <a:stretch>
                       <a:fillRect/>
                     </a:stretch>
@@ -7641,7 +7675,7 @@
             <wp:extent cx="1885950" cy="2453005"/>
             <wp:effectExtent l="0" t="0" r="0" b="0"/>
             <wp:wrapTopAndBottom/>
-            <wp:docPr id="20" name="Kép1 másolat 1" descr=""/>
+            <wp:docPr id="21" name="Kép1 másolat 1" descr=""/>
             <wp:cNvGraphicFramePr>
               <a:graphicFrameLocks xmlns:a="http://schemas.openxmlformats.org/drawingml/2006/main" noChangeAspect="1"/>
             </wp:cNvGraphicFramePr>
@@ -7649,13 +7683,13 @@
               <a:graphicData uri="http://schemas.openxmlformats.org/drawingml/2006/picture">
                 <pic:pic xmlns:pic="http://schemas.openxmlformats.org/drawingml/2006/picture">
                   <pic:nvPicPr>
-                    <pic:cNvPr id="20" name="Kép1 másolat 1" descr=""/>
+                    <pic:cNvPr id="21" name="Kép1 másolat 1" descr=""/>
                     <pic:cNvPicPr>
                       <a:picLocks noChangeAspect="1" noChangeArrowheads="1"/>
                     </pic:cNvPicPr>
                   </pic:nvPicPr>
                   <pic:blipFill>
-                    <a:blip r:embed="rId21"/>
+                    <a:blip r:embed="rId22"/>
                     <a:stretch>
                       <a:fillRect/>
                     </a:stretch>
@@ -8213,7 +8247,7 @@
             <wp:extent cx="2716530" cy="2772410"/>
             <wp:effectExtent l="0" t="0" r="0" b="0"/>
             <wp:wrapSquare wrapText="left"/>
-            <wp:docPr id="21" name="Kép2" descr=""/>
+            <wp:docPr id="22" name="Kép2" descr=""/>
             <wp:cNvGraphicFramePr>
               <a:graphicFrameLocks xmlns:a="http://schemas.openxmlformats.org/drawingml/2006/main" noChangeAspect="1"/>
             </wp:cNvGraphicFramePr>
@@ -8221,13 +8255,13 @@
               <a:graphicData uri="http://schemas.openxmlformats.org/drawingml/2006/picture">
                 <pic:pic xmlns:pic="http://schemas.openxmlformats.org/drawingml/2006/picture">
                   <pic:nvPicPr>
-                    <pic:cNvPr id="21" name="Kép2" descr=""/>
+                    <pic:cNvPr id="22" name="Kép2" descr=""/>
                     <pic:cNvPicPr>
                       <a:picLocks noChangeAspect="1" noChangeArrowheads="1"/>
                     </pic:cNvPicPr>
                   </pic:nvPicPr>
                   <pic:blipFill>
-                    <a:blip r:embed="rId22"/>
+                    <a:blip r:embed="rId23"/>
                     <a:stretch>
                       <a:fillRect/>
                     </a:stretch>
@@ -8465,7 +8499,7 @@
             <wp:extent cx="2392045" cy="3311525"/>
             <wp:effectExtent l="0" t="0" r="0" b="0"/>
             <wp:wrapSquare wrapText="largest"/>
-            <wp:docPr id="22" name="Kép3 másolat 1" descr=""/>
+            <wp:docPr id="23" name="Kép3 másolat 1" descr=""/>
             <wp:cNvGraphicFramePr>
               <a:graphicFrameLocks xmlns:a="http://schemas.openxmlformats.org/drawingml/2006/main" noChangeAspect="1"/>
             </wp:cNvGraphicFramePr>
@@ -8473,13 +8507,13 @@
               <a:graphicData uri="http://schemas.openxmlformats.org/drawingml/2006/picture">
                 <pic:pic xmlns:pic="http://schemas.openxmlformats.org/drawingml/2006/picture">
                   <pic:nvPicPr>
-                    <pic:cNvPr id="22" name="Kép3 másolat 1" descr=""/>
+                    <pic:cNvPr id="23" name="Kép3 másolat 1" descr=""/>
                     <pic:cNvPicPr>
                       <a:picLocks noChangeAspect="1" noChangeArrowheads="1"/>
                     </pic:cNvPicPr>
                   </pic:nvPicPr>
                   <pic:blipFill>
-                    <a:blip r:embed="rId23"/>
+                    <a:blip r:embed="rId24"/>
                     <a:stretch>
                       <a:fillRect/>
                     </a:stretch>
@@ -8517,7 +8551,7 @@
             <wp:extent cx="1352550" cy="190500"/>
             <wp:effectExtent l="0" t="0" r="0" b="0"/>
             <wp:wrapSquare wrapText="largest"/>
-            <wp:docPr id="23" name="Kép16" descr=""/>
+            <wp:docPr id="24" name="Kép16" descr=""/>
             <wp:cNvGraphicFramePr>
               <a:graphicFrameLocks xmlns:a="http://schemas.openxmlformats.org/drawingml/2006/main" noChangeAspect="1"/>
             </wp:cNvGraphicFramePr>
@@ -8525,13 +8559,13 @@
               <a:graphicData uri="http://schemas.openxmlformats.org/drawingml/2006/picture">
                 <pic:pic xmlns:pic="http://schemas.openxmlformats.org/drawingml/2006/picture">
                   <pic:nvPicPr>
-                    <pic:cNvPr id="23" name="Kép16" descr=""/>
+                    <pic:cNvPr id="24" name="Kép16" descr=""/>
                     <pic:cNvPicPr>
                       <a:picLocks noChangeAspect="1" noChangeArrowheads="1"/>
                     </pic:cNvPicPr>
                   </pic:nvPicPr>
                   <pic:blipFill>
-                    <a:blip r:embed="rId24"/>
+                    <a:blip r:embed="rId25"/>
                     <a:stretch>
                       <a:fillRect/>
                     </a:stretch>
@@ -8605,7 +8639,7 @@
             <wp:extent cx="200025" cy="200025"/>
             <wp:effectExtent l="0" t="0" r="0" b="0"/>
             <wp:wrapSquare wrapText="bothSides"/>
-            <wp:docPr id="24" name="Kép4 másolat 1" descr=""/>
+            <wp:docPr id="25" name="Kép4 másolat 1" descr=""/>
             <wp:cNvGraphicFramePr>
               <a:graphicFrameLocks xmlns:a="http://schemas.openxmlformats.org/drawingml/2006/main" noChangeAspect="1"/>
             </wp:cNvGraphicFramePr>
@@ -8613,13 +8647,13 @@
               <a:graphicData uri="http://schemas.openxmlformats.org/drawingml/2006/picture">
                 <pic:pic xmlns:pic="http://schemas.openxmlformats.org/drawingml/2006/picture">
                   <pic:nvPicPr>
-                    <pic:cNvPr id="24" name="Kép4 másolat 1" descr=""/>
+                    <pic:cNvPr id="25" name="Kép4 másolat 1" descr=""/>
                     <pic:cNvPicPr>
                       <a:picLocks noChangeAspect="1" noChangeArrowheads="1"/>
                     </pic:cNvPicPr>
                   </pic:nvPicPr>
                   <pic:blipFill>
-                    <a:blip r:embed="rId25"/>
+                    <a:blip r:embed="rId26"/>
                     <a:stretch>
                       <a:fillRect/>
                     </a:stretch>
@@ -8896,7 +8930,7 @@
             <wp:extent cx="2158365" cy="249555"/>
             <wp:effectExtent l="0" t="0" r="0" b="0"/>
             <wp:wrapSquare wrapText="bothSides"/>
-            <wp:docPr id="25" name="Kép7 másolat 1" descr=""/>
+            <wp:docPr id="26" name="Kép7 másolat 1" descr=""/>
             <wp:cNvGraphicFramePr>
               <a:graphicFrameLocks xmlns:a="http://schemas.openxmlformats.org/drawingml/2006/main" noChangeAspect="1"/>
             </wp:cNvGraphicFramePr>
@@ -8904,13 +8938,13 @@
               <a:graphicData uri="http://schemas.openxmlformats.org/drawingml/2006/picture">
                 <pic:pic xmlns:pic="http://schemas.openxmlformats.org/drawingml/2006/picture">
                   <pic:nvPicPr>
-                    <pic:cNvPr id="25" name="Kép7 másolat 1" descr=""/>
+                    <pic:cNvPr id="26" name="Kép7 másolat 1" descr=""/>
                     <pic:cNvPicPr>
                       <a:picLocks noChangeAspect="1" noChangeArrowheads="1"/>
                     </pic:cNvPicPr>
                   </pic:nvPicPr>
                   <pic:blipFill>
-                    <a:blip r:embed="rId26"/>
+                    <a:blip r:embed="rId27"/>
                     <a:stretch>
                       <a:fillRect/>
                     </a:stretch>
@@ -9062,7 +9096,7 @@
             <wp:extent cx="4886325" cy="310515"/>
             <wp:effectExtent l="0" t="0" r="0" b="0"/>
             <wp:wrapSquare wrapText="largest"/>
-            <wp:docPr id="26" name="Kép9 másolat 2" descr=""/>
+            <wp:docPr id="27" name="Kép9 másolat 2" descr=""/>
             <wp:cNvGraphicFramePr>
               <a:graphicFrameLocks xmlns:a="http://schemas.openxmlformats.org/drawingml/2006/main" noChangeAspect="1"/>
             </wp:cNvGraphicFramePr>
@@ -9070,13 +9104,13 @@
               <a:graphicData uri="http://schemas.openxmlformats.org/drawingml/2006/picture">
                 <pic:pic xmlns:pic="http://schemas.openxmlformats.org/drawingml/2006/picture">
                   <pic:nvPicPr>
-                    <pic:cNvPr id="26" name="Kép9 másolat 2" descr=""/>
+                    <pic:cNvPr id="27" name="Kép9 másolat 2" descr=""/>
                     <pic:cNvPicPr>
                       <a:picLocks noChangeAspect="1" noChangeArrowheads="1"/>
                     </pic:cNvPicPr>
                   </pic:nvPicPr>
                   <pic:blipFill>
-                    <a:blip r:embed="rId27"/>
+                    <a:blip r:embed="rId28"/>
                     <a:stretch>
                       <a:fillRect/>
                     </a:stretch>
@@ -9161,7 +9195,7 @@
             <wp:extent cx="4662170" cy="317500"/>
             <wp:effectExtent l="0" t="0" r="0" b="0"/>
             <wp:wrapSquare wrapText="largest"/>
-            <wp:docPr id="27" name="Kép10 másolat 2" descr=""/>
+            <wp:docPr id="28" name="Kép10 másolat 2" descr=""/>
             <wp:cNvGraphicFramePr>
               <a:graphicFrameLocks xmlns:a="http://schemas.openxmlformats.org/drawingml/2006/main" noChangeAspect="1"/>
             </wp:cNvGraphicFramePr>
@@ -9169,13 +9203,13 @@
               <a:graphicData uri="http://schemas.openxmlformats.org/drawingml/2006/picture">
                 <pic:pic xmlns:pic="http://schemas.openxmlformats.org/drawingml/2006/picture">
                   <pic:nvPicPr>
-                    <pic:cNvPr id="27" name="Kép10 másolat 2" descr=""/>
+                    <pic:cNvPr id="28" name="Kép10 másolat 2" descr=""/>
                     <pic:cNvPicPr>
                       <a:picLocks noChangeAspect="1" noChangeArrowheads="1"/>
                     </pic:cNvPicPr>
                   </pic:nvPicPr>
                   <pic:blipFill>
-                    <a:blip r:embed="rId28"/>
+                    <a:blip r:embed="rId29"/>
                     <a:stretch>
                       <a:fillRect/>
                     </a:stretch>
@@ -9332,7 +9366,7 @@
             <wp:extent cx="4382135" cy="2993390"/>
             <wp:effectExtent l="0" t="0" r="0" b="0"/>
             <wp:wrapSquare wrapText="bothSides"/>
-            <wp:docPr id="28" name="Kép12 másolat 1" descr=""/>
+            <wp:docPr id="29" name="Kép12 másolat 1" descr=""/>
             <wp:cNvGraphicFramePr>
               <a:graphicFrameLocks xmlns:a="http://schemas.openxmlformats.org/drawingml/2006/main" noChangeAspect="1"/>
             </wp:cNvGraphicFramePr>
@@ -9340,13 +9374,13 @@
               <a:graphicData uri="http://schemas.openxmlformats.org/drawingml/2006/picture">
                 <pic:pic xmlns:pic="http://schemas.openxmlformats.org/drawingml/2006/picture">
                   <pic:nvPicPr>
-                    <pic:cNvPr id="28" name="Kép12 másolat 1" descr=""/>
+                    <pic:cNvPr id="29" name="Kép12 másolat 1" descr=""/>
                     <pic:cNvPicPr>
                       <a:picLocks noChangeAspect="1" noChangeArrowheads="1"/>
                     </pic:cNvPicPr>
                   </pic:nvPicPr>
                   <pic:blipFill>
-                    <a:blip r:embed="rId29"/>
+                    <a:blip r:embed="rId30"/>
                     <a:srcRect l="0" t="0" r="0" b="14814"/>
                     <a:stretch>
                       <a:fillRect/>
@@ -9667,7 +9701,7 @@
             <wp:extent cx="5012690" cy="2437765"/>
             <wp:effectExtent l="0" t="0" r="0" b="0"/>
             <wp:wrapSquare wrapText="largest"/>
-            <wp:docPr id="29" name="Kép11 másolat 1" descr=""/>
+            <wp:docPr id="30" name="Kép11 másolat 1" descr=""/>
             <wp:cNvGraphicFramePr>
               <a:graphicFrameLocks xmlns:a="http://schemas.openxmlformats.org/drawingml/2006/main" noChangeAspect="1"/>
             </wp:cNvGraphicFramePr>
@@ -9675,13 +9709,13 @@
               <a:graphicData uri="http://schemas.openxmlformats.org/drawingml/2006/picture">
                 <pic:pic xmlns:pic="http://schemas.openxmlformats.org/drawingml/2006/picture">
                   <pic:nvPicPr>
-                    <pic:cNvPr id="29" name="Kép11 másolat 1" descr=""/>
+                    <pic:cNvPr id="30" name="Kép11 másolat 1" descr=""/>
                     <pic:cNvPicPr>
                       <a:picLocks noChangeAspect="1" noChangeArrowheads="1"/>
                     </pic:cNvPicPr>
                   </pic:nvPicPr>
                   <pic:blipFill>
-                    <a:blip r:embed="rId30"/>
+                    <a:blip r:embed="rId31"/>
                     <a:stretch>
                       <a:fillRect/>
                     </a:stretch>
@@ -9979,7 +10013,7 @@
             <wp:extent cx="3649980" cy="4525645"/>
             <wp:effectExtent l="0" t="0" r="0" b="0"/>
             <wp:wrapTopAndBottom/>
-            <wp:docPr id="30" name="Kép13 másolat 1" descr=""/>
+            <wp:docPr id="31" name="Kép13 másolat 1" descr=""/>
             <wp:cNvGraphicFramePr>
               <a:graphicFrameLocks xmlns:a="http://schemas.openxmlformats.org/drawingml/2006/main" noChangeAspect="1"/>
             </wp:cNvGraphicFramePr>
@@ -9987,13 +10021,13 @@
               <a:graphicData uri="http://schemas.openxmlformats.org/drawingml/2006/picture">
                 <pic:pic xmlns:pic="http://schemas.openxmlformats.org/drawingml/2006/picture">
                   <pic:nvPicPr>
-                    <pic:cNvPr id="30" name="Kép13 másolat 1" descr=""/>
+                    <pic:cNvPr id="31" name="Kép13 másolat 1" descr=""/>
                     <pic:cNvPicPr>
                       <a:picLocks noChangeAspect="1" noChangeArrowheads="1"/>
                     </pic:cNvPicPr>
                   </pic:nvPicPr>
                   <pic:blipFill>
-                    <a:blip r:embed="rId31"/>
+                    <a:blip r:embed="rId32"/>
                     <a:srcRect l="0" t="0" r="7801" b="4584"/>
                     <a:stretch>
                       <a:fillRect/>
@@ -10561,8 +10595,8 @@
         </w:rPr>
       </w:pPr>
       <w:bookmarkStart w:id="47" w:name="__RefHeading___Toc41993_317119048"/>
-      <w:bookmarkStart w:id="48" w:name="_Toc1048680169"/>
-      <w:bookmarkStart w:id="49" w:name="_Toc1964723742"/>
+      <w:bookmarkStart w:id="48" w:name="_Toc1964723742"/>
+      <w:bookmarkStart w:id="49" w:name="_Toc1048680169"/>
       <w:bookmarkEnd w:id="47"/>
       <w:r>
         <w:rPr>
@@ -11010,8 +11044,8 @@
         </w:rPr>
       </w:pPr>
       <w:bookmarkStart w:id="50" w:name="__RefHeading___Toc41997_317119048"/>
-      <w:bookmarkStart w:id="51" w:name="_Toc508330690"/>
-      <w:bookmarkStart w:id="52" w:name="_Toc1674670393"/>
+      <w:bookmarkStart w:id="51" w:name="_Toc1674670393"/>
+      <w:bookmarkStart w:id="52" w:name="_Toc508330690"/>
       <w:bookmarkEnd w:id="50"/>
       <w:r>
         <w:rPr>
@@ -11069,7 +11103,7 @@
         </w:rPr>
         <w:t xml:space="preserve"> </w:t>
       </w:r>
-      <w:hyperlink r:id="rId32">
+      <w:hyperlink r:id="rId33">
         <w:r>
           <w:rPr>
             <w:rStyle w:val="Hyperlink"/>
@@ -11118,7 +11152,7 @@
         </w:rPr>
         <w:t xml:space="preserve"> </w:t>
       </w:r>
-      <w:hyperlink r:id="rId33">
+      <w:hyperlink r:id="rId34">
         <w:r>
           <w:rPr>
             <w:rStyle w:val="Hyperlink"/>
@@ -11167,7 +11201,7 @@
         </w:rPr>
         <w:t xml:space="preserve"> </w:t>
       </w:r>
-      <w:hyperlink r:id="rId34">
+      <w:hyperlink r:id="rId35">
         <w:r>
           <w:rPr>
             <w:rStyle w:val="Hyperlink"/>
@@ -11216,7 +11250,7 @@
         </w:rPr>
         <w:t xml:space="preserve"> </w:t>
       </w:r>
-      <w:hyperlink r:id="rId35">
+      <w:hyperlink r:id="rId36">
         <w:r>
           <w:rPr>
             <w:rStyle w:val="Hyperlink"/>
@@ -11265,7 +11299,7 @@
         </w:rPr>
         <w:t xml:space="preserve"> </w:t>
       </w:r>
-      <w:hyperlink r:id="rId36">
+      <w:hyperlink r:id="rId37">
         <w:r>
           <w:rPr>
             <w:rStyle w:val="Hyperlink"/>
@@ -11314,7 +11348,7 @@
         </w:rPr>
         <w:t xml:space="preserve"> </w:t>
       </w:r>
-      <w:hyperlink r:id="rId37">
+      <w:hyperlink r:id="rId38">
         <w:r>
           <w:rPr>
             <w:rStyle w:val="Hyperlink"/>
@@ -11359,7 +11393,7 @@
         </w:rPr>
         <w:t xml:space="preserve"> </w:t>
       </w:r>
-      <w:hyperlink r:id="rId38">
+      <w:hyperlink r:id="rId39">
         <w:r>
           <w:rPr>
             <w:rStyle w:val="Hyperlink"/>
@@ -11378,7 +11412,7 @@
         </w:rPr>
         <w:t xml:space="preserve"> ; </w:t>
       </w:r>
-      <w:hyperlink r:id="rId39">
+      <w:hyperlink r:id="rId40">
         <w:r>
           <w:rPr>
             <w:rStyle w:val="Hyperlink"/>
@@ -11427,7 +11461,7 @@
         </w:rPr>
         <w:t xml:space="preserve"> </w:t>
       </w:r>
-      <w:hyperlink r:id="rId40">
+      <w:hyperlink r:id="rId41">
         <w:r>
           <w:rPr>
             <w:rStyle w:val="Hyperlink"/>
@@ -11476,7 +11510,7 @@
         </w:rPr>
         <w:t xml:space="preserve"> </w:t>
       </w:r>
-      <w:hyperlink r:id="rId41">
+      <w:hyperlink r:id="rId42">
         <w:r>
           <w:rPr>
             <w:rStyle w:val="Hyperlink"/>
@@ -11516,7 +11550,7 @@
         <w:tab/>
         <w:t xml:space="preserve">3. kép – JWT felépítése : </w:t>
       </w:r>
-      <w:hyperlink r:id="rId42">
+      <w:hyperlink r:id="rId43">
         <w:r>
           <w:rPr>
             <w:rStyle w:val="Hyperlink"/>
@@ -11613,7 +11647,7 @@
           <w:szCs w:val="24"/>
         </w:rPr>
       </w:pPr>
-      <w:hyperlink r:id="rId43">
+      <w:hyperlink r:id="rId44">
         <w:r>
           <w:rPr>
             <w:rStyle w:val="Hyperlink"/>
@@ -11657,12 +11691,12 @@
       </w:r>
     </w:p>
     <w:sectPr>
-      <w:headerReference w:type="even" r:id="rId44"/>
-      <w:headerReference w:type="default" r:id="rId45"/>
-      <w:headerReference w:type="first" r:id="rId46"/>
-      <w:footerReference w:type="even" r:id="rId47"/>
-      <w:footerReference w:type="default" r:id="rId48"/>
-      <w:footerReference w:type="first" r:id="rId49"/>
+      <w:headerReference w:type="even" r:id="rId45"/>
+      <w:headerReference w:type="default" r:id="rId46"/>
+      <w:headerReference w:type="first" r:id="rId47"/>
+      <w:footerReference w:type="even" r:id="rId48"/>
+      <w:footerReference w:type="default" r:id="rId49"/>
+      <w:footerReference w:type="first" r:id="rId50"/>
       <w:type w:val="nextPage"/>
       <w:pgSz w:w="11906" w:h="17337"/>
       <w:pgMar w:left="1701" w:right="1418" w:gutter="0" w:header="709" w:top="1418" w:footer="709" w:bottom="1418"/>
@@ -11713,7 +11747,7 @@
     </w:r>
     <w:r>
       <w:rPr/>
-      <w:t>41</w:t>
+      <w:t>15</w:t>
     </w:r>
     <w:r>
       <w:rPr/>
@@ -14375,7 +14409,7 @@
     <w:pPr>
       <w:widowControl/>
       <w:suppressAutoHyphens w:val="true"/>
-      <w:overflowPunct w:val="false"/>
+      <w:overflowPunct w:val="true"/>
       <w:bidi w:val="0"/>
       <w:spacing w:lineRule="auto" w:line="276" w:before="0" w:after="200"/>
       <w:jc w:val="left"/>
@@ -14615,7 +14649,7 @@
     <w:pPr>
       <w:widowControl/>
       <w:suppressAutoHyphens w:val="true"/>
-      <w:overflowPunct w:val="false"/>
+      <w:overflowPunct w:val="true"/>
       <w:bidi w:val="0"/>
       <w:spacing w:before="0" w:after="0"/>
       <w:jc w:val="left"/>
